--- a/PortalPet_설치_사용_설명서.docx
+++ b/PortalPet_설치_사용_설명서.docx
@@ -211,6 +211,96 @@
       </w:pPr>
       <w:r>
         <w:t xml:space="preserve">나머지 항목(브라우저, 자주 가는 사이트 등)은 필요에 따라 나중에 언제든 다시 설정할 수 있습니다.</w:t>
+      </w:r>
+    </w:p>
+    <w:p>
+      <w:pPr>
+        <w:pStyle w:val="Heading2"/>
+        <w:spacing w:after="120" w:before="260"/>
+      </w:pPr>
+      <w:r>
+        <w:t xml:space="preserve">2.4 업데이트 방법</w:t>
+      </w:r>
+    </w:p>
+    <w:p>
+      <w:pPr>
+        <w:spacing w:after="120"/>
+      </w:pPr>
+      <w:r>
+        <w:t xml:space="preserve">설치 파일을 다시 내려받아 처음부터 설치할 필요 없이, 프로그램 안에서 바로 새 버전을 확인하고 업데이트할 수 있습니다.</w:t>
+      </w:r>
+    </w:p>
+    <w:p>
+      <w:pPr>
+        <w:pStyle w:val="ListParagraph"/>
+        <w:numPr>
+          <w:ilvl w:val="0"/>
+          <w:numId w:val="2"/>
+        </w:numPr>
+        <w:spacing w:after="60"/>
+      </w:pPr>
+      <w:r>
+        <w:t xml:space="preserve">작업표시줄 오른쪽 트레이의 PortalPet 아이콘을 오른쪽 클릭 → "프로그램 정보"를 엽니다.</w:t>
+      </w:r>
+    </w:p>
+    <w:p>
+      <w:pPr>
+        <w:pStyle w:val="ListParagraph"/>
+        <w:numPr>
+          <w:ilvl w:val="0"/>
+          <w:numId w:val="2"/>
+        </w:numPr>
+        <w:spacing w:after="60"/>
+      </w:pPr>
+      <w:r>
+        <w:t xml:space="preserve">"새 버전 확인" 버튼을 누릅니다.</w:t>
+      </w:r>
+    </w:p>
+    <w:p>
+      <w:pPr>
+        <w:pStyle w:val="ListParagraph"/>
+        <w:numPr>
+          <w:ilvl w:val="0"/>
+          <w:numId w:val="2"/>
+        </w:numPr>
+        <w:spacing w:after="60"/>
+      </w:pPr>
+      <w:r>
+        <w:t xml:space="preserve">새 버전이 있으면 안내 창이 뜹니다 - "다운로드"를 누르면 백그라운드에서 내려받습니다.</w:t>
+      </w:r>
+    </w:p>
+    <w:p>
+      <w:pPr>
+        <w:pStyle w:val="ListParagraph"/>
+        <w:numPr>
+          <w:ilvl w:val="0"/>
+          <w:numId w:val="2"/>
+        </w:numPr>
+        <w:spacing w:after="60"/>
+      </w:pPr>
+      <w:r>
+        <w:t xml:space="preserve">다운로드가 끝나면 "지금 재시작하여 설치"를 누르면 바로 업데이트되고, "나중에"를 고르면 다음에 프로그램을 종료할 때 자동으로 설치됩니다.</w:t>
+      </w:r>
+    </w:p>
+    <w:p>
+      <w:pPr>
+        <w:pStyle w:val="ListParagraph"/>
+        <w:numPr>
+          <w:ilvl w:val="0"/>
+          <w:numId w:val="2"/>
+        </w:numPr>
+        <w:spacing w:after="60"/>
+      </w:pPr>
+      <w:r>
+        <w:t xml:space="preserve">업데이트 후에도 저장된 지역, 비밀번호, 자주 가는 사이트 등 기존 설정은 그대로 유지됩니다.</w:t>
+      </w:r>
+    </w:p>
+    <w:p>
+      <w:pPr>
+        <w:spacing w:after="120"/>
+      </w:pPr>
+      <w:r>
+        <w:t xml:space="preserve">참고: 개발 모드(npm start)로 실행한 경우에는 새 버전 확인 기능을 사용할 수 없습니다 - 배포된 설치 파일(exe)로 설치한 프로그램에서만 동작합니다.</w:t>
       </w:r>
     </w:p>
     <w:p>

--- a/PortalPet_설치_사용_설명서.docx
+++ b/PortalPet_설치_사용_설명서.docx
@@ -455,7 +455,7 @@
                 <w:sz w:val="20"/>
                 <w:szCs w:val="20"/>
               </w:rPr>
-              <w:t xml:space="preserve">업무포털 메인</w:t>
+              <w:t>업무포털 메인</w:t>
             </w:r>
           </w:p>
         </w:tc>
@@ -478,7 +478,7 @@
                 <w:sz w:val="20"/>
                 <w:szCs w:val="20"/>
               </w:rPr>
-              <w:t xml:space="preserve">업무포털 홈 화면으로 바로 이동. 옆의 새로고침(⟳) 버튼은 결재 현황을 그 자리에서 즉시 다시 확인.</w:t>
+              <w:t>업무포털 홈 화면으로 바로 이동. 옆의 새로고침(⟳) 버튼은 결재 현황을 그 자리에서 즉시 다시 확인.</w:t>
             </w:r>
           </w:p>
         </w:tc>
@@ -503,7 +503,7 @@
                 <w:sz w:val="20"/>
                 <w:szCs w:val="20"/>
               </w:rPr>
-              <w:t xml:space="preserve">나이스 / 복무 신청 / 출장 신청 / 나이스 결재</w:t>
+              <w:t>나이스 / 복무 신청 / 출장 신청 / 나이스 결재 / 출결관리 / 체험신청서 / 체험보고서</w:t>
             </w:r>
           </w:p>
         </w:tc>
@@ -526,7 +526,7 @@
                 <w:sz w:val="20"/>
                 <w:szCs w:val="20"/>
               </w:rPr>
-              <w:t xml:space="preserve">나이스 시스템 홈, 복무·출장 신청서 작성 화면, 결재 화면으로 이동. "나이스 결재" 버튼에는 미결/협조함 건수가 배지로 표시됨.</w:t>
+              <w:t>나이스 시스템 홈, 복무·출장 신청서 작성 화면, 결재 화면, 출결관리, 교외체험학습 신청서·보고서 작성 화면으로 이동. "나이스 결재" 버튼에는 미결/협조함 건수가 배지로 표시됨. "출결관리"는 설정에서 고른 "나이스 역할"(학급담임/부서장/직접입력)에 맞는 화면으로 이동합니다.</w:t>
             </w:r>
           </w:p>
         </w:tc>
@@ -623,6 +623,28 @@
                 <w:szCs w:val="20"/>
               </w:rPr>
               <w:t xml:space="preserve">업무협업G-ONE 홈, AI 대화·초안, 일정 화면으로 이동. "교데통" 버튼은 교육데이터포털의 내부승인처리 화면으로 이동하며 처리 대기 건수가 표시됨.</w:t>
+            </w:r>
+          </w:p>
+        </w:tc>
+      </w:tr>
+      <w:tr>
+        <w:tc>
+          <w:tcPr>
+            <w:tcW w:type="dxa" w:w="2600"/>
+          </w:tcPr>
+          <w:p>
+            <w:r>
+              <w:t>교직원홈 / e-다산 / G-인사이트 / 하이코칭</w:t>
+            </w:r>
+          </w:p>
+        </w:tc>
+        <w:tc>
+          <w:tcPr>
+            <w:tcW w:type="dxa" w:w="6800"/>
+          </w:tcPr>
+          <w:p>
+            <w:r>
+              <w:t>나이스·K-에듀파인·G-ONE·교데통과는 별도로, 자주 쓰는 교육청 부속 시스템 홈 화면으로 곧바로 이동하는 바로가기 버튼들입니다.</w:t>
             </w:r>
           </w:p>
         </w:tc>
@@ -800,382 +822,284 @@
         <w:tc>
           <w:tcPr>
             <w:tcW w:type="dxa" w:w="2600"/>
-            <w:tcMar>
-              <w:top w:type="dxa" w:w="80"/>
-              <w:left w:type="dxa" w:w="100"/>
-              <w:bottom w:type="dxa" w:w="80"/>
-              <w:right w:type="dxa" w:w="100"/>
-            </w:tcMar>
-          </w:tcPr>
-          <w:p>
-            <w:r>
-              <w:rPr>
-                <w:b w:val="false"/>
-                <w:bCs w:val="false"/>
-                <w:color w:val="000000"/>
-                <w:sz w:val="20"/>
-                <w:szCs w:val="20"/>
-              </w:rPr>
-              <w:t xml:space="preserve">인증서 비밀번호</w:t>
-            </w:r>
-          </w:p>
-        </w:tc>
-        <w:tc>
-          <w:tcPr>
-            <w:tcW w:type="dxa" w:w="6800"/>
-            <w:tcMar>
-              <w:top w:type="dxa" w:w="80"/>
-              <w:left w:type="dxa" w:w="100"/>
-              <w:bottom w:type="dxa" w:w="80"/>
-              <w:right w:type="dxa" w:w="100"/>
-            </w:tcMar>
-          </w:tcPr>
-          <w:p>
-            <w:r>
-              <w:rPr>
-                <w:b w:val="false"/>
-                <w:bCs w:val="false"/>
-                <w:color w:val="000000"/>
-                <w:sz w:val="20"/>
-                <w:szCs w:val="20"/>
-              </w:rPr>
-              <w:t xml:space="preserve">공동인증서 로그인에 사용할 비밀번호. 저장하면 매번 입력할 필요 없이 자동 로그인됨. "삭제" 버튼으로 저장된 비밀번호만 지울 수 있음.</w:t>
-            </w:r>
-          </w:p>
-        </w:tc>
-      </w:tr>
-      <w:tr>
-        <w:tc>
-          <w:tcPr>
-            <w:tcW w:type="dxa" w:w="2600"/>
-            <w:tcMar>
-              <w:top w:type="dxa" w:w="80"/>
-              <w:left w:type="dxa" w:w="100"/>
-              <w:bottom w:type="dxa" w:w="80"/>
-              <w:right w:type="dxa" w:w="100"/>
-            </w:tcMar>
-          </w:tcPr>
-          <w:p>
-            <w:r>
-              <w:rPr>
-                <w:b w:val="false"/>
-                <w:bCs w:val="false"/>
-                <w:color w:val="000000"/>
-                <w:sz w:val="20"/>
-                <w:szCs w:val="20"/>
-              </w:rPr>
-              <w:t xml:space="preserve">자동 로그인</w:t>
-            </w:r>
-          </w:p>
-        </w:tc>
-        <w:tc>
-          <w:tcPr>
-            <w:tcW w:type="dxa" w:w="6800"/>
-            <w:tcMar>
-              <w:top w:type="dxa" w:w="80"/>
-              <w:left w:type="dxa" w:w="100"/>
-              <w:bottom w:type="dxa" w:w="80"/>
-              <w:right w:type="dxa" w:w="100"/>
-            </w:tcMar>
-          </w:tcPr>
-          <w:p>
-            <w:r>
-              <w:rPr>
-                <w:b w:val="false"/>
-                <w:bCs w:val="false"/>
-                <w:color w:val="000000"/>
-                <w:sz w:val="20"/>
-                <w:szCs w:val="20"/>
-              </w:rPr>
-              <w:t xml:space="preserve">꺼두면 저장된 비밀번호로 자동 입력하지 않고, 인증서 창이 뜰 때마다 직접 입력해야 함.</w:t>
-            </w:r>
-          </w:p>
-        </w:tc>
-      </w:tr>
-      <w:tr>
-        <w:tc>
-          <w:tcPr>
-            <w:tcW w:type="dxa" w:w="2600"/>
-            <w:tcMar>
-              <w:top w:type="dxa" w:w="80"/>
-              <w:left w:type="dxa" w:w="100"/>
-              <w:bottom w:type="dxa" w:w="80"/>
-              <w:right w:type="dxa" w:w="100"/>
-            </w:tcMar>
-          </w:tcPr>
-          <w:p>
-            <w:r>
-              <w:rPr>
-                <w:b w:val="false"/>
-                <w:bCs w:val="false"/>
-                <w:color w:val="000000"/>
-                <w:sz w:val="20"/>
-                <w:szCs w:val="20"/>
-              </w:rPr>
-              <w:t xml:space="preserve">브라우저</w:t>
-            </w:r>
-          </w:p>
-        </w:tc>
-        <w:tc>
-          <w:tcPr>
-            <w:tcW w:type="dxa" w:w="6800"/>
-            <w:tcMar>
-              <w:top w:type="dxa" w:w="80"/>
-              <w:left w:type="dxa" w:w="100"/>
-              <w:bottom w:type="dxa" w:w="80"/>
-              <w:right w:type="dxa" w:w="100"/>
-            </w:tcMar>
-          </w:tcPr>
-          <w:p>
-            <w:r>
-              <w:rPr>
-                <w:b w:val="false"/>
-                <w:bCs w:val="false"/>
-                <w:color w:val="000000"/>
-                <w:sz w:val="20"/>
-                <w:szCs w:val="20"/>
-              </w:rPr>
-              <w:t xml:space="preserve">Chrome 또는 Edge 중 이 PC에 설치된 브라우저를 선택. 실제 설치된 브라우저를 그대로 실행함.</w:t>
-            </w:r>
-          </w:p>
-        </w:tc>
-      </w:tr>
-      <w:tr>
-        <w:tc>
-          <w:tcPr>
-            <w:tcW w:type="dxa" w:w="2600"/>
-            <w:tcMar>
-              <w:top w:type="dxa" w:w="80"/>
-              <w:left w:type="dxa" w:w="100"/>
-              <w:bottom w:type="dxa" w:w="80"/>
-              <w:right w:type="dxa" w:w="100"/>
-            </w:tcMar>
-          </w:tcPr>
-          <w:p>
-            <w:r>
-              <w:rPr>
-                <w:b w:val="false"/>
-                <w:bCs w:val="false"/>
-                <w:color w:val="000000"/>
-                <w:sz w:val="20"/>
-                <w:szCs w:val="20"/>
-              </w:rPr>
-              <w:t xml:space="preserve">브라우저 프로필</w:t>
-            </w:r>
-          </w:p>
-        </w:tc>
-        <w:tc>
-          <w:tcPr>
-            <w:tcW w:type="dxa" w:w="6800"/>
-            <w:tcMar>
-              <w:top w:type="dxa" w:w="80"/>
-              <w:left w:type="dxa" w:w="100"/>
-              <w:bottom w:type="dxa" w:w="80"/>
-              <w:right w:type="dxa" w:w="100"/>
-            </w:tcMar>
-          </w:tcPr>
-          <w:p>
-            <w:r>
-              <w:rPr>
-                <w:b w:val="false"/>
-                <w:bCs w:val="false"/>
-                <w:color w:val="000000"/>
-                <w:sz w:val="20"/>
-                <w:szCs w:val="20"/>
-              </w:rPr>
-              <w:t xml:space="preserve">PortalPet 전용 프로필(추천) 또는 이미 쓰던 브라우저 프로필 중 선택. 기존 프로필을 쓰면 그 프로필로 브라우저가 이미 실행 중일 때 충돌할 수 있으니, 먼저 완전히 종료 후 사용.</w:t>
-            </w:r>
-          </w:p>
-        </w:tc>
-      </w:tr>
-      <w:tr>
-        <w:tc>
-          <w:tcPr>
-            <w:tcW w:type="dxa" w:w="2600"/>
-            <w:tcMar>
-              <w:top w:type="dxa" w:w="80"/>
-              <w:left w:type="dxa" w:w="100"/>
-              <w:bottom w:type="dxa" w:w="80"/>
-              <w:right w:type="dxa" w:w="100"/>
-            </w:tcMar>
-          </w:tcPr>
-          <w:p>
-            <w:r>
-              <w:rPr>
-                <w:b w:val="false"/>
-                <w:bCs w:val="false"/>
-                <w:color w:val="000000"/>
-                <w:sz w:val="20"/>
-                <w:szCs w:val="20"/>
-              </w:rPr>
-              <w:t xml:space="preserve">메뉴 투명도</w:t>
-            </w:r>
-          </w:p>
-        </w:tc>
-        <w:tc>
-          <w:tcPr>
-            <w:tcW w:type="dxa" w:w="6800"/>
-            <w:tcMar>
-              <w:top w:type="dxa" w:w="80"/>
-              <w:left w:type="dxa" w:w="100"/>
-              <w:bottom w:type="dxa" w:w="80"/>
-              <w:right w:type="dxa" w:w="100"/>
-            </w:tcMar>
-          </w:tcPr>
-          <w:p>
-            <w:r>
-              <w:rPr>
-                <w:b w:val="false"/>
-                <w:bCs w:val="false"/>
-                <w:color w:val="000000"/>
-                <w:sz w:val="20"/>
-                <w:szCs w:val="20"/>
-              </w:rPr>
-              <w:t xml:space="preserve">캐릭터를 클릭했을 때 펼쳐지는 메뉴 배경의 투명도(20~100%). 낮출수록 더 투명해짐.</w:t>
-            </w:r>
-          </w:p>
-        </w:tc>
-      </w:tr>
-      <w:tr>
-        <w:tc>
-          <w:tcPr>
-            <w:tcW w:type="dxa" w:w="2600"/>
-            <w:tcMar>
-              <w:top w:type="dxa" w:w="80"/>
-              <w:left w:type="dxa" w:w="100"/>
-              <w:bottom w:type="dxa" w:w="80"/>
-              <w:right w:type="dxa" w:w="100"/>
-            </w:tcMar>
-          </w:tcPr>
-          <w:p>
-            <w:r>
-              <w:rPr>
-                <w:b w:val="false"/>
-                <w:bCs w:val="false"/>
-                <w:color w:val="000000"/>
-                <w:sz w:val="20"/>
-                <w:szCs w:val="20"/>
-              </w:rPr>
-              <w:t xml:space="preserve">나이스 결재 / 공문 결재 건수 자동 확인</w:t>
-            </w:r>
-          </w:p>
-        </w:tc>
-        <w:tc>
-          <w:tcPr>
-            <w:tcW w:type="dxa" w:w="6800"/>
-            <w:tcMar>
-              <w:top w:type="dxa" w:w="80"/>
-              <w:left w:type="dxa" w:w="100"/>
-              <w:bottom w:type="dxa" w:w="80"/>
-              <w:right w:type="dxa" w:w="100"/>
-            </w:tcMar>
-          </w:tcPr>
-          <w:p>
-            <w:r>
-              <w:rPr>
-                <w:b w:val="false"/>
-                <w:bCs w:val="false"/>
-                <w:color w:val="000000"/>
-                <w:sz w:val="20"/>
-                <w:szCs w:val="20"/>
-              </w:rPr>
-              <w:t xml:space="preserve">켜두면 지정한 주기(기본 5분)마다 백그라운드에서 결재·승인 대기 건수를 자동으로 확인해 배지로 표시하고, 건수가 늘어나면 알림을 띄움.</w:t>
-            </w:r>
-          </w:p>
-        </w:tc>
-      </w:tr>
-      <w:tr>
-        <w:tc>
-          <w:tcPr>
-            <w:tcW w:type="dxa" w:w="2600"/>
-            <w:tcMar>
-              <w:top w:type="dxa" w:w="80"/>
-              <w:left w:type="dxa" w:w="100"/>
-              <w:bottom w:type="dxa" w:w="80"/>
-              <w:right w:type="dxa" w:w="100"/>
-            </w:tcMar>
-          </w:tcPr>
-          <w:p>
-            <w:r>
-              <w:rPr>
-                <w:b w:val="false"/>
-                <w:bCs w:val="false"/>
-                <w:color w:val="000000"/>
-                <w:sz w:val="20"/>
-                <w:szCs w:val="20"/>
-              </w:rPr>
-              <w:t xml:space="preserve">자주 가는 사이트</w:t>
-            </w:r>
-          </w:p>
-        </w:tc>
-        <w:tc>
-          <w:tcPr>
-            <w:tcW w:type="dxa" w:w="6800"/>
-            <w:tcMar>
-              <w:top w:type="dxa" w:w="80"/>
-              <w:left w:type="dxa" w:w="100"/>
-              <w:bottom w:type="dxa" w:w="80"/>
-              <w:right w:type="dxa" w:w="100"/>
-            </w:tcMar>
-          </w:tcPr>
-          <w:p>
-            <w:r>
-              <w:rPr>
-                <w:b w:val="false"/>
-                <w:bCs w:val="false"/>
-                <w:color w:val="000000"/>
-                <w:sz w:val="20"/>
-                <w:szCs w:val="20"/>
-              </w:rPr>
-              <w:t xml:space="preserve">메뉴명과 주소를 입력해 추가하면, 메뉴 하단에 버튼으로 나타남. 클릭하면 기본 브라우저로 열림(자동 로그인 대상 아님).</w:t>
-            </w:r>
-          </w:p>
-        </w:tc>
-      </w:tr>
-      <w:tr>
-        <w:tc>
-          <w:tcPr>
-            <w:tcW w:type="dxa" w:w="2600"/>
-            <w:tcMar>
-              <w:top w:type="dxa" w:w="80"/>
-              <w:left w:type="dxa" w:w="100"/>
-              <w:bottom w:type="dxa" w:w="80"/>
-              <w:right w:type="dxa" w:w="100"/>
-            </w:tcMar>
-          </w:tcPr>
-          <w:p>
-            <w:r>
-              <w:rPr>
-                <w:b w:val="false"/>
-                <w:bCs w:val="false"/>
-                <w:color w:val="000000"/>
-                <w:sz w:val="20"/>
-                <w:szCs w:val="20"/>
-              </w:rPr>
-              <w:t xml:space="preserve">프로그램 실행 시 메신저/일정 자동 실행</w:t>
-            </w:r>
-          </w:p>
-        </w:tc>
-        <w:tc>
-          <w:tcPr>
-            <w:tcW w:type="dxa" w:w="6800"/>
-            <w:tcMar>
-              <w:top w:type="dxa" w:w="80"/>
-              <w:left w:type="dxa" w:w="100"/>
-              <w:bottom w:type="dxa" w:w="80"/>
-              <w:right w:type="dxa" w:w="100"/>
-            </w:tcMar>
-          </w:tcPr>
-          <w:p>
-            <w:r>
-              <w:rPr>
-                <w:b w:val="false"/>
-                <w:bCs w:val="false"/>
-                <w:color w:val="000000"/>
-                <w:sz w:val="20"/>
-                <w:szCs w:val="20"/>
-              </w:rPr>
-              <w:t xml:space="preserve">프로그램을 켤 때 G-ONE 메신저 로그인과 일정 화면을 자동으로 띄워둘지 여부. 메신저만/일정만/둘 다 선택 가능.</w:t>
+          </w:tcPr>
+          <w:p>
+            <w:r>
+              <w:t>인증서 사용자 이름 (선택)</w:t>
+            </w:r>
+          </w:p>
+        </w:tc>
+        <w:tc>
+          <w:tcPr>
+            <w:tcW w:type="dxa" w:w="6800"/>
+          </w:tcPr>
+          <w:p>
+            <w:r>
+              <w:t>이 PC에 인증서가 여러 개 등록돼 있을 때만 입력합니다. 이름만 입력하면 되며(앞뒤에 붙는 숫자는 몰라도 됨), 인증서 선택 목록에서 이 이름이 포함된 인증서를 먼저 찾아 선택한 뒤 비밀번호를 입력합니다. 인증서가 하나뿐이면 비워두면 됩니다.</w:t>
+            </w:r>
+          </w:p>
+        </w:tc>
+      </w:tr>
+      <w:tr>
+        <w:tc>
+          <w:tcPr>
+            <w:tcW w:type="dxa" w:w="2600"/>
+          </w:tcPr>
+          <w:p>
+            <w:r>
+              <w:t>인증서 비밀번호</w:t>
+            </w:r>
+          </w:p>
+        </w:tc>
+        <w:tc>
+          <w:tcPr>
+            <w:tcW w:type="dxa" w:w="6800"/>
+          </w:tcPr>
+          <w:p>
+            <w:r>
+              <w:t>공동인증서 로그인에 사용할 비밀번호. 저장하면 매번 입력할 필요 없이 자동 로그인됨. "삭제" 버튼으로 저장된 비밀번호만 지울 수 있음.</w:t>
+            </w:r>
+          </w:p>
+        </w:tc>
+      </w:tr>
+      <w:tr>
+        <w:tc>
+          <w:tcPr>
+            <w:tcW w:type="dxa" w:w="2600"/>
+          </w:tcPr>
+          <w:p>
+            <w:r>
+              <w:t>자동 로그인</w:t>
+            </w:r>
+          </w:p>
+        </w:tc>
+        <w:tc>
+          <w:tcPr>
+            <w:tcW w:type="dxa" w:w="6800"/>
+          </w:tcPr>
+          <w:p>
+            <w:r>
+              <w:t>꺼두면 저장된 비밀번호로 자동 입력하지 않고, 인증서 창이 뜰 때마다 직접 입력해야 함.</w:t>
+            </w:r>
+          </w:p>
+        </w:tc>
+      </w:tr>
+      <w:tr>
+        <w:tc>
+          <w:tcPr>
+            <w:tcW w:type="dxa" w:w="2600"/>
+          </w:tcPr>
+          <w:p>
+            <w:r>
+              <w:t>브라우저</w:t>
+            </w:r>
+          </w:p>
+        </w:tc>
+        <w:tc>
+          <w:tcPr>
+            <w:tcW w:type="dxa" w:w="6800"/>
+          </w:tcPr>
+          <w:p>
+            <w:r>
+              <w:t>Chrome 또는 Edge 중 이 PC에 설치된 브라우저를 선택. 실제 설치된 브라우저를 그대로 실행함.</w:t>
+            </w:r>
+          </w:p>
+        </w:tc>
+      </w:tr>
+      <w:tr>
+        <w:tc>
+          <w:tcPr>
+            <w:tcW w:type="dxa" w:w="2600"/>
+          </w:tcPr>
+          <w:p>
+            <w:r>
+              <w:t>브라우저 프로필</w:t>
+            </w:r>
+          </w:p>
+        </w:tc>
+        <w:tc>
+          <w:tcPr>
+            <w:tcW w:type="dxa" w:w="6800"/>
+          </w:tcPr>
+          <w:p>
+            <w:r>
+              <w:t>PortalPet 전용 프로필(추천) 또는 이미 쓰던 브라우저 프로필 중 선택. 기존 프로필을 쓰면 그 프로필로 브라우저가 이미 실행 중일 때 충돌할 수 있으니, 먼저 완전히 종료 후 사용.</w:t>
+            </w:r>
+          </w:p>
+        </w:tc>
+      </w:tr>
+      <w:tr>
+        <w:tc>
+          <w:tcPr>
+            <w:tcW w:type="dxa" w:w="2600"/>
+          </w:tcPr>
+          <w:p>
+            <w:r>
+              <w:t>나이스 역할</w:t>
+            </w:r>
+          </w:p>
+        </w:tc>
+        <w:tc>
+          <w:tcPr>
+            <w:tcW w:type="dxa" w:w="6800"/>
+          </w:tcPr>
+          <w:p>
+            <w:r>
+              <w:t>출결관리 등에서 사용할 나이스 상단 "역할" 탭을 고릅니다(학급담임 / 부서장 / 직접입력, 기본값 학급담임). 탭 이름의 앞부분만 일치해도 찾아지며(예: "부서장"만 입력해도 "부서장(교무기획부)" 탭을 찾음), 목록에 없는 역할(예: 동아리담임)은 "직접입력"으로 정확한 탭 이름을 넣어주세요.</w:t>
+            </w:r>
+          </w:p>
+        </w:tc>
+      </w:tr>
+      <w:tr>
+        <w:tc>
+          <w:tcPr>
+            <w:tcW w:type="dxa" w:w="2600"/>
+          </w:tcPr>
+          <w:p>
+            <w:r>
+              <w:t>메뉴에 표시할 항목</w:t>
+            </w:r>
+          </w:p>
+        </w:tc>
+        <w:tc>
+          <w:tcPr>
+            <w:tcW w:type="dxa" w:w="6800"/>
+          </w:tcPr>
+          <w:p>
+            <w:r>
+              <w:t>나이스 / K-에듀파인 / G-ONE / 포털 바로가기의 메뉴 버튼을 항목별로 개별적으로 켜고 끌 수 있습니다. 권한이 없어 안 쓰는 항목은 꺼두면 메뉴에서 숨겨집니다.</w:t>
+            </w:r>
+          </w:p>
+        </w:tc>
+      </w:tr>
+      <w:tr>
+        <w:tc>
+          <w:tcPr>
+            <w:tcW w:type="dxa" w:w="2600"/>
+          </w:tcPr>
+          <w:p>
+            <w:r>
+              <w:t>메뉴 자동 닫힘</w:t>
+            </w:r>
+          </w:p>
+        </w:tc>
+        <w:tc>
+          <w:tcPr>
+            <w:tcW w:type="dxa" w:w="6800"/>
+          </w:tcPr>
+          <w:p>
+            <w:r>
+              <w:t>켜두면 캐릭터를 클릭해 펼친 메뉴가 지정한 시간(초) 뒤 자동으로 접힙니다.</w:t>
+            </w:r>
+          </w:p>
+        </w:tc>
+      </w:tr>
+      <w:tr>
+        <w:tc>
+          <w:tcPr>
+            <w:tcW w:type="dxa" w:w="2600"/>
+          </w:tcPr>
+          <w:p>
+            <w:r>
+              <w:t>메뉴 투명도</w:t>
+            </w:r>
+          </w:p>
+        </w:tc>
+        <w:tc>
+          <w:tcPr>
+            <w:tcW w:type="dxa" w:w="6800"/>
+          </w:tcPr>
+          <w:p>
+            <w:r>
+              <w:t>캐릭터를 클릭했을 때 펼쳐지는 메뉴 배경의 투명도(20~100%). 낮출수록 더 투명해짐.</w:t>
+            </w:r>
+          </w:p>
+        </w:tc>
+      </w:tr>
+      <w:tr>
+        <w:tc>
+          <w:tcPr>
+            <w:tcW w:type="dxa" w:w="2600"/>
+          </w:tcPr>
+          <w:p>
+            <w:r>
+              <w:t>나이스 결재 / 공문 결재 건수 자동 확인</w:t>
+            </w:r>
+          </w:p>
+        </w:tc>
+        <w:tc>
+          <w:tcPr>
+            <w:tcW w:type="dxa" w:w="6800"/>
+          </w:tcPr>
+          <w:p>
+            <w:r>
+              <w:t>켜두면 지정한 주기(기본 5분)마다 백그라운드에서 나이스 결재("미결/협조함") · 공문 결재("결재(긴급)") · 교데통("내부승인(처리)") 대기 건수를 자동으로 확인해 각 버튼에 배지로 표시하고, 건수가 늘어나면 알림을 띄움.</w:t>
+            </w:r>
+          </w:p>
+        </w:tc>
+      </w:tr>
+      <w:tr>
+        <w:tc>
+          <w:tcPr>
+            <w:tcW w:type="dxa" w:w="2600"/>
+          </w:tcPr>
+          <w:p>
+            <w:r>
+              <w:t>자주 가는 사이트</w:t>
+            </w:r>
+          </w:p>
+        </w:tc>
+        <w:tc>
+          <w:tcPr>
+            <w:tcW w:type="dxa" w:w="6800"/>
+          </w:tcPr>
+          <w:p>
+            <w:r>
+              <w:t>메뉴명과 주소를 입력해 추가하면, 메뉴 하단에 버튼으로 나타남. 클릭하면 기본 브라우저로 열림(자동 로그인 대상 아님).</w:t>
+            </w:r>
+          </w:p>
+        </w:tc>
+      </w:tr>
+      <w:tr>
+        <w:tc>
+          <w:tcPr>
+            <w:tcW w:type="dxa" w:w="2600"/>
+          </w:tcPr>
+          <w:p>
+            <w:r>
+              <w:t>프로그램 실행 시 메신저 / 일정 자동 실행</w:t>
+            </w:r>
+          </w:p>
+        </w:tc>
+        <w:tc>
+          <w:tcPr>
+            <w:tcW w:type="dxa" w:w="6800"/>
+          </w:tcPr>
+          <w:p>
+            <w:r>
+              <w:t>프로그램을 켤 때 G-ONE 메신저 로그인과 일정 화면을 자동으로 띄워둘지 여부. 메신저만 / 일정만 / 둘 다 선택 가능.</w:t>
+            </w:r>
+          </w:p>
+        </w:tc>
+      </w:tr>
+      <w:tr>
+        <w:tc>
+          <w:tcPr>
+            <w:tcW w:type="dxa" w:w="2600"/>
+          </w:tcPr>
+          <w:p>
+            <w:r>
+              <w:t>메신저 실행 시 최소화</w:t>
+            </w:r>
+          </w:p>
+        </w:tc>
+        <w:tc>
+          <w:tcPr>
+            <w:tcW w:type="dxa" w:w="6800"/>
+          </w:tcPr>
+          <w:p>
+            <w:r>
+              <w:t>메신저 창이 화면 앞으로 튀어나오지 않도록, 자동 실행되면 바로 최소화합니다.</w:t>
             </w:r>
           </w:p>
         </w:tc>
@@ -1517,46 +1441,92 @@
         <w:spacing w:after="160" w:before="360"/>
       </w:pPr>
       <w:r>
-        <w:t xml:space="preserve">6. 새 버전 확인</w:t>
-      </w:r>
-    </w:p>
-    <w:p>
-      <w:pPr>
-        <w:pStyle w:val="ListParagraph"/>
-        <w:numPr>
-          <w:ilvl w:val="0"/>
-          <w:numId w:val="2"/>
-        </w:numPr>
-        <w:spacing w:after="60"/>
-      </w:pPr>
-      <w:r>
-        <w:t xml:space="preserve">트레이 메뉴 → "프로그램 정보"를 열면 현재 버전과 "새 버전 확인" 버튼이 있습니다.</w:t>
-      </w:r>
-    </w:p>
-    <w:p>
-      <w:pPr>
-        <w:pStyle w:val="ListParagraph"/>
-        <w:numPr>
-          <w:ilvl w:val="0"/>
-          <w:numId w:val="2"/>
-        </w:numPr>
-        <w:spacing w:after="60"/>
-      </w:pPr>
-      <w:r>
-        <w:t xml:space="preserve">새 버전이 있으면 안내 창이 뜨고, "다운로드"를 누르면 설치 파일을 내려받을 수 있습니다.</w:t>
-      </w:r>
-    </w:p>
-    <w:p>
-      <w:pPr>
-        <w:pStyle w:val="ListParagraph"/>
-        <w:numPr>
-          <w:ilvl w:val="0"/>
-          <w:numId w:val="2"/>
-        </w:numPr>
-        <w:spacing w:after="60"/>
-      </w:pPr>
-      <w:r>
-        <w:t xml:space="preserve">내려받은 설치 파일을 실행하면 최신 버전으로 업데이트됩니다.</w:t>
+        <w:t>6. 문제 해결</w:t>
+      </w:r>
+    </w:p>
+    <w:p>
+      <w:pPr>
+        <w:pStyle w:val="Heading2"/>
+        <w:spacing w:after="120" w:before="260"/>
+      </w:pPr>
+      <w:r>
+        <w:t xml:space="preserve">Windows가 "PC 보호" 경고를 띄워요</w:t>
+      </w:r>
+    </w:p>
+    <w:p>
+      <w:pPr>
+        <w:spacing w:after="120"/>
+      </w:pPr>
+      <w:r>
+        <w:t xml:space="preserve">정식 서명 인증서 없이 배포되어 나타나는 정상적인 경고입니다. "추가 정보" → "실행"을 눌러 진행하세요.</w:t>
+      </w:r>
+    </w:p>
+    <w:p>
+      <w:pPr>
+        <w:pStyle w:val="Heading2"/>
+        <w:spacing w:after="120" w:before="260"/>
+      </w:pPr>
+      <w:r>
+        <w:t xml:space="preserve">선택한 브라우저 프로필로 실행이 안 돼요</w:t>
+      </w:r>
+    </w:p>
+    <w:p>
+      <w:pPr>
+        <w:spacing w:after="120"/>
+      </w:pPr>
+      <w:r>
+        <w:t xml:space="preserve">그 프로필로 브라우저(크롬 또는 엣지)가 이미 켜져 있으면 발생합니다. 해당 브라우저를 완전히 종료한 뒤 다시 시도해 주세요.</w:t>
+      </w:r>
+    </w:p>
+    <w:p>
+      <w:pPr>
+        <w:pStyle w:val="Heading2"/>
+        <w:spacing w:after="120" w:before="260"/>
+      </w:pPr>
+      <w:r>
+        <w:t xml:space="preserve">인증서 로그인이 느리거나 안 돼요</w:t>
+      </w:r>
+    </w:p>
+    <w:p>
+      <w:pPr>
+        <w:spacing w:after="120"/>
+      </w:pPr>
+      <w:r>
+        <w:t xml:space="preserve">설정에서 "자동 로그인"이 켜져 있고 비밀번호가 올바른지 확인해 주세요. 처음 설치한 브라우저로 처음 로그인하는 경우, 보안프로그램(공동인증서 관련 프로그램) 설치 안내가 뜰 수 있습니다 - 안내에 따라 설치를 완료하면 이후에는 정상적으로 진행됩니다.</w:t>
+      </w:r>
+    </w:p>
+    <w:p>
+      <w:pPr>
+        <w:pStyle w:val="Heading2"/>
+        <w:spacing w:after="120" w:before="260"/>
+      </w:pPr>
+      <w:r>
+        <w:t xml:space="preserve">공지사항 팝업이 화면에 남아 있어요</w:t>
+      </w:r>
+    </w:p>
+    <w:p>
+      <w:pPr>
+        <w:spacing w:after="120"/>
+      </w:pPr>
+      <w:r>
+        <w:t xml:space="preserve">프로그램이 자동으로 몇 초간 재시도하며 닫으니 잠시 기다려 주세요. 계속 남아 있다면 캐릭터를 다시 클릭해 메뉴를 한 번 더 실행해 보세요.</w:t>
+      </w:r>
+    </w:p>
+    <w:p>
+      <w:pPr>
+        <w:pStyle w:val="Heading2"/>
+        <w:spacing w:after="120" w:before="260"/>
+      </w:pPr>
+      <w:r>
+        <w:t xml:space="preserve">G-ONE 메신저가 안 열려요</w:t>
+      </w:r>
+    </w:p>
+    <w:p>
+      <w:pPr>
+        <w:spacing w:after="120"/>
+      </w:pPr>
+      <w:r>
+        <w:t xml:space="preserve">메신저 기능은 PC에 Brity 메신저 앱이 설치되어 있어야 정상 작동합니다.</w:t>
       </w:r>
     </w:p>
     <w:p>
@@ -1565,101 +1535,7 @@
         <w:spacing w:after="160" w:before="360"/>
       </w:pPr>
       <w:r>
-        <w:t xml:space="preserve">7. 문제 해결</w:t>
-      </w:r>
-    </w:p>
-    <w:p>
-      <w:pPr>
-        <w:pStyle w:val="Heading2"/>
-        <w:spacing w:after="120" w:before="260"/>
-      </w:pPr>
-      <w:r>
-        <w:t xml:space="preserve">Windows가 "PC 보호" 경고를 띄워요</w:t>
-      </w:r>
-    </w:p>
-    <w:p>
-      <w:pPr>
-        <w:spacing w:after="120"/>
-      </w:pPr>
-      <w:r>
-        <w:t xml:space="preserve">정식 서명 인증서 없이 배포되어 나타나는 정상적인 경고입니다. "추가 정보" → "실행"을 눌러 진행하세요.</w:t>
-      </w:r>
-    </w:p>
-    <w:p>
-      <w:pPr>
-        <w:pStyle w:val="Heading2"/>
-        <w:spacing w:after="120" w:before="260"/>
-      </w:pPr>
-      <w:r>
-        <w:t xml:space="preserve">선택한 브라우저 프로필로 실행이 안 돼요</w:t>
-      </w:r>
-    </w:p>
-    <w:p>
-      <w:pPr>
-        <w:spacing w:after="120"/>
-      </w:pPr>
-      <w:r>
-        <w:t xml:space="preserve">그 프로필로 브라우저(크롬 또는 엣지)가 이미 켜져 있으면 발생합니다. 해당 브라우저를 완전히 종료한 뒤 다시 시도해 주세요.</w:t>
-      </w:r>
-    </w:p>
-    <w:p>
-      <w:pPr>
-        <w:pStyle w:val="Heading2"/>
-        <w:spacing w:after="120" w:before="260"/>
-      </w:pPr>
-      <w:r>
-        <w:t xml:space="preserve">인증서 로그인이 느리거나 안 돼요</w:t>
-      </w:r>
-    </w:p>
-    <w:p>
-      <w:pPr>
-        <w:spacing w:after="120"/>
-      </w:pPr>
-      <w:r>
-        <w:t xml:space="preserve">설정에서 "자동 로그인"이 켜져 있고 비밀번호가 올바른지 확인해 주세요. 처음 설치한 브라우저로 처음 로그인하는 경우, 보안프로그램(공동인증서 관련 프로그램) 설치 안내가 뜰 수 있습니다 - 안내에 따라 설치를 완료하면 이후에는 정상적으로 진행됩니다.</w:t>
-      </w:r>
-    </w:p>
-    <w:p>
-      <w:pPr>
-        <w:pStyle w:val="Heading2"/>
-        <w:spacing w:after="120" w:before="260"/>
-      </w:pPr>
-      <w:r>
-        <w:t xml:space="preserve">공지사항 팝업이 화면에 남아 있어요</w:t>
-      </w:r>
-    </w:p>
-    <w:p>
-      <w:pPr>
-        <w:spacing w:after="120"/>
-      </w:pPr>
-      <w:r>
-        <w:t xml:space="preserve">프로그램이 자동으로 몇 초간 재시도하며 닫으니 잠시 기다려 주세요. 계속 남아 있다면 캐릭터를 다시 클릭해 메뉴를 한 번 더 실행해 보세요.</w:t>
-      </w:r>
-    </w:p>
-    <w:p>
-      <w:pPr>
-        <w:pStyle w:val="Heading2"/>
-        <w:spacing w:after="120" w:before="260"/>
-      </w:pPr>
-      <w:r>
-        <w:t xml:space="preserve">G-ONE 메신저가 안 열려요</w:t>
-      </w:r>
-    </w:p>
-    <w:p>
-      <w:pPr>
-        <w:spacing w:after="120"/>
-      </w:pPr>
-      <w:r>
-        <w:t xml:space="preserve">메신저 기능은 PC에 Brity 메신저 앱이 설치되어 있어야 정상 작동합니다.</w:t>
-      </w:r>
-    </w:p>
-    <w:p>
-      <w:pPr>
-        <w:pStyle w:val="Heading1"/>
-        <w:spacing w:after="160" w:before="360"/>
-      </w:pPr>
-      <w:r>
-        <w:t xml:space="preserve">8. 문의</w:t>
+        <w:t>7. 문의</w:t>
       </w:r>
     </w:p>
     <w:p>

--- a/PortalPet_설치_사용_설명서.docx
+++ b/PortalPet_설치_사용_설명서.docx
@@ -158,6 +158,114 @@
       </w:r>
     </w:p>
     <w:p>
+      <w:r>
+        <w:drawing>
+          <wp:inline xmlns:a="http://schemas.openxmlformats.org/drawingml/2006/main" xmlns:pic="http://schemas.openxmlformats.org/drawingml/2006/picture">
+            <wp:extent cx="2926080" cy="1810668"/>
+            <wp:docPr id="4" name="Picture 4"/>
+            <wp:cNvGraphicFramePr>
+              <a:graphicFrameLocks noChangeAspect="1"/>
+            </wp:cNvGraphicFramePr>
+            <a:graphic>
+              <a:graphicData uri="http://schemas.openxmlformats.org/drawingml/2006/picture">
+                <pic:pic>
+                  <pic:nvPicPr>
+                    <pic:cNvPr id="0" name="install_1.png"/>
+                    <pic:cNvPicPr/>
+                  </pic:nvPicPr>
+                  <pic:blipFill>
+                    <a:blip r:embed="rId11"/>
+                    <a:stretch>
+                      <a:fillRect/>
+                    </a:stretch>
+                  </pic:blipFill>
+                  <pic:spPr>
+                    <a:xfrm>
+                      <a:off x="0" y="0"/>
+                      <a:ext cx="2926080" cy="1810668"/>
+                    </a:xfrm>
+                    <a:prstGeom prst="rect"/>
+                  </pic:spPr>
+                </pic:pic>
+              </a:graphicData>
+            </a:graphic>
+          </wp:inline>
+        </w:drawing>
+      </w:r>
+    </w:p>
+    <w:p>
+      <w:r>
+        <w:drawing>
+          <wp:inline xmlns:a="http://schemas.openxmlformats.org/drawingml/2006/main" xmlns:pic="http://schemas.openxmlformats.org/drawingml/2006/picture">
+            <wp:extent cx="2926080" cy="1810668"/>
+            <wp:docPr id="5" name="Picture 5"/>
+            <wp:cNvGraphicFramePr>
+              <a:graphicFrameLocks noChangeAspect="1"/>
+            </wp:cNvGraphicFramePr>
+            <a:graphic>
+              <a:graphicData uri="http://schemas.openxmlformats.org/drawingml/2006/picture">
+                <pic:pic>
+                  <pic:nvPicPr>
+                    <pic:cNvPr id="0" name="install_2.png"/>
+                    <pic:cNvPicPr/>
+                  </pic:nvPicPr>
+                  <pic:blipFill>
+                    <a:blip r:embed="rId12"/>
+                    <a:stretch>
+                      <a:fillRect/>
+                    </a:stretch>
+                  </pic:blipFill>
+                  <pic:spPr>
+                    <a:xfrm>
+                      <a:off x="0" y="0"/>
+                      <a:ext cx="2926080" cy="1810668"/>
+                    </a:xfrm>
+                    <a:prstGeom prst="rect"/>
+                  </pic:spPr>
+                </pic:pic>
+              </a:graphicData>
+            </a:graphic>
+          </wp:inline>
+        </w:drawing>
+      </w:r>
+    </w:p>
+    <w:p>
+      <w:r>
+        <w:drawing>
+          <wp:inline xmlns:a="http://schemas.openxmlformats.org/drawingml/2006/main" xmlns:pic="http://schemas.openxmlformats.org/drawingml/2006/picture">
+            <wp:extent cx="2926080" cy="1810668"/>
+            <wp:docPr id="6" name="Picture 6"/>
+            <wp:cNvGraphicFramePr>
+              <a:graphicFrameLocks noChangeAspect="1"/>
+            </wp:cNvGraphicFramePr>
+            <a:graphic>
+              <a:graphicData uri="http://schemas.openxmlformats.org/drawingml/2006/picture">
+                <pic:pic>
+                  <pic:nvPicPr>
+                    <pic:cNvPr id="0" name="install_3.png"/>
+                    <pic:cNvPicPr/>
+                  </pic:nvPicPr>
+                  <pic:blipFill>
+                    <a:blip r:embed="rId13"/>
+                    <a:stretch>
+                      <a:fillRect/>
+                    </a:stretch>
+                  </pic:blipFill>
+                  <pic:spPr>
+                    <a:xfrm>
+                      <a:off x="0" y="0"/>
+                      <a:ext cx="2926080" cy="1810668"/>
+                    </a:xfrm>
+                    <a:prstGeom prst="rect"/>
+                  </pic:spPr>
+                </pic:pic>
+              </a:graphicData>
+            </a:graphic>
+          </wp:inline>
+        </w:drawing>
+      </w:r>
+    </w:p>
+    <w:p>
       <w:pPr>
         <w:pStyle w:val="Heading2"/>
         <w:spacing w:after="120" w:before="260"/>
@@ -358,6 +466,42 @@
       </w:pPr>
       <w:r>
         <w:t xml:space="preserve">캐릭터 옆의 작은 점은 상태 표시등입니다 - 메뉴 버튼을 눌렀을 때 성공하면 초록색, 실패하면 빨간색으로 바뀌며, 다음 버튼을 누르기 전까지 그 상태가 유지됩니다.</w:t>
+      </w:r>
+    </w:p>
+    <w:p>
+      <w:r>
+        <w:drawing>
+          <wp:inline xmlns:a="http://schemas.openxmlformats.org/drawingml/2006/main" xmlns:pic="http://schemas.openxmlformats.org/drawingml/2006/picture">
+            <wp:extent cx="2377440" cy="3217949"/>
+            <wp:docPr id="1" name="Picture 1"/>
+            <wp:cNvGraphicFramePr>
+              <a:graphicFrameLocks noChangeAspect="1"/>
+            </wp:cNvGraphicFramePr>
+            <a:graphic>
+              <a:graphicData uri="http://schemas.openxmlformats.org/drawingml/2006/picture">
+                <pic:pic>
+                  <pic:nvPicPr>
+                    <pic:cNvPr id="0" name="shot_panel.png"/>
+                    <pic:cNvPicPr/>
+                  </pic:nvPicPr>
+                  <pic:blipFill>
+                    <a:blip r:embed="rId8"/>
+                    <a:stretch>
+                      <a:fillRect/>
+                    </a:stretch>
+                  </pic:blipFill>
+                  <pic:spPr>
+                    <a:xfrm>
+                      <a:off x="0" y="0"/>
+                      <a:ext cx="2377440" cy="3217949"/>
+                    </a:xfrm>
+                    <a:prstGeom prst="rect"/>
+                  </pic:spPr>
+                </pic:pic>
+              </a:graphicData>
+            </a:graphic>
+          </wp:inline>
+        </w:drawing>
       </w:r>
     </w:p>
     <w:p>
@@ -750,6 +894,78 @@
       </w:pPr>
       <w:r>
         <w:t xml:space="preserve">트레이 아이콘을 오른쪽 클릭 → "설정 (지역/비밀번호)"를 누르면 언제든 설정을 바꿀 수 있습니다.</w:t>
+      </w:r>
+    </w:p>
+    <w:p>
+      <w:r>
+        <w:drawing>
+          <wp:inline xmlns:a="http://schemas.openxmlformats.org/drawingml/2006/main" xmlns:pic="http://schemas.openxmlformats.org/drawingml/2006/picture">
+            <wp:extent cx="2743200" cy="6527146"/>
+            <wp:docPr id="2" name="Picture 2"/>
+            <wp:cNvGraphicFramePr>
+              <a:graphicFrameLocks noChangeAspect="1"/>
+            </wp:cNvGraphicFramePr>
+            <a:graphic>
+              <a:graphicData uri="http://schemas.openxmlformats.org/drawingml/2006/picture">
+                <pic:pic>
+                  <pic:nvPicPr>
+                    <pic:cNvPr id="0" name="shot_setup_1.png"/>
+                    <pic:cNvPicPr/>
+                  </pic:nvPicPr>
+                  <pic:blipFill>
+                    <a:blip r:embed="rId9"/>
+                    <a:stretch>
+                      <a:fillRect/>
+                    </a:stretch>
+                  </pic:blipFill>
+                  <pic:spPr>
+                    <a:xfrm>
+                      <a:off x="0" y="0"/>
+                      <a:ext cx="2743200" cy="6527146"/>
+                    </a:xfrm>
+                    <a:prstGeom prst="rect"/>
+                  </pic:spPr>
+                </pic:pic>
+              </a:graphicData>
+            </a:graphic>
+          </wp:inline>
+        </w:drawing>
+      </w:r>
+    </w:p>
+    <w:p>
+      <w:r>
+        <w:drawing>
+          <wp:inline xmlns:a="http://schemas.openxmlformats.org/drawingml/2006/main" xmlns:pic="http://schemas.openxmlformats.org/drawingml/2006/picture">
+            <wp:extent cx="2743200" cy="6527146"/>
+            <wp:docPr id="3" name="Picture 3"/>
+            <wp:cNvGraphicFramePr>
+              <a:graphicFrameLocks noChangeAspect="1"/>
+            </wp:cNvGraphicFramePr>
+            <a:graphic>
+              <a:graphicData uri="http://schemas.openxmlformats.org/drawingml/2006/picture">
+                <pic:pic>
+                  <pic:nvPicPr>
+                    <pic:cNvPr id="0" name="shot_setup_2.png"/>
+                    <pic:cNvPicPr/>
+                  </pic:nvPicPr>
+                  <pic:blipFill>
+                    <a:blip r:embed="rId10"/>
+                    <a:stretch>
+                      <a:fillRect/>
+                    </a:stretch>
+                  </pic:blipFill>
+                  <pic:spPr>
+                    <a:xfrm>
+                      <a:off x="0" y="0"/>
+                      <a:ext cx="2743200" cy="6527146"/>
+                    </a:xfrm>
+                    <a:prstGeom prst="rect"/>
+                  </pic:spPr>
+                </pic:pic>
+              </a:graphicData>
+            </a:graphic>
+          </wp:inline>
+        </w:drawing>
       </w:r>
     </w:p>
     <w:tbl>

--- a/PortalPet_설치_사용_설명서.docx
+++ b/PortalPet_설치_사용_설명서.docx
@@ -5,6 +5,9 @@
     <w:p>
       <w:pPr>
         <w:spacing w:after="100"/>
+        <w:rPr>
+          <w:rFonts w:hint="eastAsia"/>
+        </w:rPr>
       </w:pPr>
       <w:proofErr w:type="spellStart"/>
       <w:r>
@@ -97,6 +100,17 @@
           <w:szCs w:val="44"/>
         </w:rPr>
         <w:t>설명서</w:t>
+      </w:r>
+      <w:r>
+        <w:rPr>
+          <w:rFonts w:hint="eastAsia"/>
+          <w:b/>
+          <w:bCs/>
+          <w:color w:val="2F5597"/>
+          <w:sz w:val="44"/>
+          <w:szCs w:val="44"/>
+        </w:rPr>
+        <w:t>(v0.3.18)</w:t>
       </w:r>
     </w:p>
     <w:p>
@@ -162,22 +176,6 @@
           <w:szCs w:val="24"/>
         </w:rPr>
         <w:t>데스크톱</w:t>
-      </w:r>
-      <w:r>
-        <w:rPr>
-          <w:color w:val="5A5A5A"/>
-          <w:sz w:val="24"/>
-          <w:szCs w:val="24"/>
-        </w:rPr>
-        <w:t xml:space="preserve"> </w:t>
-      </w:r>
-      <w:r>
-        <w:rPr>
-          <w:color w:val="5A5A5A"/>
-          <w:sz w:val="24"/>
-          <w:szCs w:val="24"/>
-        </w:rPr>
-        <w:t>캐릭터</w:t>
       </w:r>
       <w:r>
         <w:rPr>
@@ -1865,6 +1863,12 @@
       </w:r>
     </w:p>
     <w:p>
+      <w:pPr/>
+      <w:r>
+        <w:t>프로그램을 실행할 때마다 자동으로 한 번 새 버전을 조용히 확인합니다 - 최신 버전이면 아무 알림 없이 넘어가고, 새 버전이 있을 때만 안내 창이 자동으로 뜹니다. 그 외에도 아래 방법으로 언제든 수동으로 확인할 수 있습니다.</w:t>
+      </w:r>
+    </w:p>
+    <w:p>
       <w:pPr>
         <w:pStyle w:val="a4"/>
         <w:numPr>
@@ -2835,12 +2839,6 @@
         <w:gridCol w:w="6800"/>
       </w:tblGrid>
       <w:tr>
-        <w:tblPrEx>
-          <w:tblCellMar>
-            <w:top w:w="0" w:type="dxa"/>
-            <w:bottom w:w="0" w:type="dxa"/>
-          </w:tblCellMar>
-        </w:tblPrEx>
         <w:tc>
           <w:tcPr>
             <w:tcW w:w="2600" w:type="dxa"/>
@@ -2887,12 +2885,6 @@
         </w:tc>
       </w:tr>
       <w:tr>
-        <w:tblPrEx>
-          <w:tblCellMar>
-            <w:top w:w="0" w:type="dxa"/>
-            <w:bottom w:w="0" w:type="dxa"/>
-          </w:tblCellMar>
-        </w:tblPrEx>
         <w:tc>
           <w:tcPr>
             <w:tcW w:w="2600" w:type="dxa"/>
@@ -3125,12 +3117,6 @@
         </w:tc>
       </w:tr>
       <w:tr>
-        <w:tblPrEx>
-          <w:tblCellMar>
-            <w:top w:w="0" w:type="dxa"/>
-            <w:bottom w:w="0" w:type="dxa"/>
-          </w:tblCellMar>
-        </w:tblPrEx>
         <w:tc>
           <w:tcPr>
             <w:tcW w:w="2600" w:type="dxa"/>
@@ -3753,12 +3739,6 @@
         </w:tc>
       </w:tr>
       <w:tr>
-        <w:tblPrEx>
-          <w:tblCellMar>
-            <w:top w:w="0" w:type="dxa"/>
-            <w:bottom w:w="0" w:type="dxa"/>
-          </w:tblCellMar>
-        </w:tblPrEx>
         <w:tc>
           <w:tcPr>
             <w:tcW w:w="2600" w:type="dxa"/>
@@ -4085,12 +4065,6 @@
         </w:tc>
       </w:tr>
       <w:tr>
-        <w:tblPrEx>
-          <w:tblCellMar>
-            <w:top w:w="0" w:type="dxa"/>
-            <w:bottom w:w="0" w:type="dxa"/>
-          </w:tblCellMar>
-        </w:tblPrEx>
         <w:tc>
           <w:tcPr>
             <w:tcW w:w="2600" w:type="dxa"/>
@@ -4393,12 +4367,6 @@
         </w:tc>
       </w:tr>
       <w:tr>
-        <w:tblPrEx>
-          <w:tblCellMar>
-            <w:top w:w="0" w:type="dxa"/>
-            <w:bottom w:w="0" w:type="dxa"/>
-          </w:tblCellMar>
-        </w:tblPrEx>
         <w:tc>
           <w:tcPr>
             <w:tcW w:w="2600" w:type="dxa"/>
@@ -5533,12 +5501,6 @@
         <w:gridCol w:w="6800"/>
       </w:tblGrid>
       <w:tr>
-        <w:tblPrEx>
-          <w:tblCellMar>
-            <w:top w:w="0" w:type="dxa"/>
-            <w:bottom w:w="0" w:type="dxa"/>
-          </w:tblCellMar>
-        </w:tblPrEx>
         <w:tc>
           <w:tcPr>
             <w:tcW w:w="2600" w:type="dxa"/>
@@ -5585,12 +5547,6 @@
         </w:tc>
       </w:tr>
       <w:tr>
-        <w:tblPrEx>
-          <w:tblCellMar>
-            <w:top w:w="0" w:type="dxa"/>
-            <w:bottom w:w="0" w:type="dxa"/>
-          </w:tblCellMar>
-        </w:tblPrEx>
         <w:tc>
           <w:tcPr>
             <w:tcW w:w="2600" w:type="dxa"/>
@@ -5835,12 +5791,6 @@
         </w:tc>
       </w:tr>
       <w:tr>
-        <w:tblPrEx>
-          <w:tblCellMar>
-            <w:top w:w="0" w:type="dxa"/>
-            <w:bottom w:w="0" w:type="dxa"/>
-          </w:tblCellMar>
-        </w:tblPrEx>
         <w:tc>
           <w:tcPr>
             <w:tcW w:w="2600" w:type="dxa"/>
@@ -5976,12 +5926,6 @@
         </w:tc>
       </w:tr>
       <w:tr>
-        <w:tblPrEx>
-          <w:tblCellMar>
-            <w:top w:w="0" w:type="dxa"/>
-            <w:bottom w:w="0" w:type="dxa"/>
-          </w:tblCellMar>
-        </w:tblPrEx>
         <w:tc>
           <w:tcPr>
             <w:tcW w:w="2600" w:type="dxa"/>
@@ -6086,12 +6030,6 @@
         </w:tc>
       </w:tr>
       <w:tr>
-        <w:tblPrEx>
-          <w:tblCellMar>
-            <w:top w:w="0" w:type="dxa"/>
-            <w:bottom w:w="0" w:type="dxa"/>
-          </w:tblCellMar>
-        </w:tblPrEx>
         <w:tc>
           <w:tcPr>
             <w:tcW w:w="2600" w:type="dxa"/>
@@ -6187,12 +6125,6 @@
         </w:tc>
       </w:tr>
       <w:tr>
-        <w:tblPrEx>
-          <w:tblCellMar>
-            <w:top w:w="0" w:type="dxa"/>
-            <w:bottom w:w="0" w:type="dxa"/>
-          </w:tblCellMar>
-        </w:tblPrEx>
         <w:tc>
           <w:tcPr>
             <w:tcW w:w="2600" w:type="dxa"/>
@@ -6394,12 +6326,6 @@
         </w:tc>
       </w:tr>
       <w:tr>
-        <w:tblPrEx>
-          <w:tblCellMar>
-            <w:top w:w="0" w:type="dxa"/>
-            <w:bottom w:w="0" w:type="dxa"/>
-          </w:tblCellMar>
-        </w:tblPrEx>
         <w:tc>
           <w:tcPr>
             <w:tcW w:w="2600" w:type="dxa"/>
@@ -6668,12 +6594,6 @@
         </w:tc>
       </w:tr>
       <w:tr>
-        <w:tblPrEx>
-          <w:tblCellMar>
-            <w:top w:w="0" w:type="dxa"/>
-            <w:bottom w:w="0" w:type="dxa"/>
-          </w:tblCellMar>
-        </w:tblPrEx>
         <w:tc>
           <w:tcPr>
             <w:tcW w:w="2600" w:type="dxa"/>
@@ -6834,12 +6754,6 @@
         </w:tc>
       </w:tr>
       <w:tr>
-        <w:tblPrEx>
-          <w:tblCellMar>
-            <w:top w:w="0" w:type="dxa"/>
-            <w:bottom w:w="0" w:type="dxa"/>
-          </w:tblCellMar>
-        </w:tblPrEx>
         <w:tc>
           <w:tcPr>
             <w:tcW w:w="2600" w:type="dxa"/>
@@ -6937,12 +6851,6 @@
         </w:tc>
       </w:tr>
       <w:tr>
-        <w:tblPrEx>
-          <w:tblCellMar>
-            <w:top w:w="0" w:type="dxa"/>
-            <w:bottom w:w="0" w:type="dxa"/>
-          </w:tblCellMar>
-        </w:tblPrEx>
         <w:tc>
           <w:tcPr>
             <w:tcW w:w="2600" w:type="dxa"/>
@@ -7028,12 +6936,6 @@
         </w:tc>
       </w:tr>
       <w:tr>
-        <w:tblPrEx>
-          <w:tblCellMar>
-            <w:top w:w="0" w:type="dxa"/>
-            <w:bottom w:w="0" w:type="dxa"/>
-          </w:tblCellMar>
-        </w:tblPrEx>
         <w:tc>
           <w:tcPr>
             <w:tcW w:w="2600" w:type="dxa"/>
@@ -7280,12 +7182,6 @@
         </w:tc>
       </w:tr>
       <w:tr>
-        <w:tblPrEx>
-          <w:tblCellMar>
-            <w:top w:w="0" w:type="dxa"/>
-            <w:bottom w:w="0" w:type="dxa"/>
-          </w:tblCellMar>
-        </w:tblPrEx>
         <w:tc>
           <w:tcPr>
             <w:tcW w:w="2600" w:type="dxa"/>
@@ -7413,12 +7309,6 @@
         </w:tc>
       </w:tr>
       <w:tr>
-        <w:tblPrEx>
-          <w:tblCellMar>
-            <w:top w:w="0" w:type="dxa"/>
-            <w:bottom w:w="0" w:type="dxa"/>
-          </w:tblCellMar>
-        </w:tblPrEx>
         <w:tc>
           <w:tcPr>
             <w:tcW w:w="2600" w:type="dxa"/>
@@ -7580,12 +7470,6 @@
         </w:tc>
       </w:tr>
       <w:tr>
-        <w:tblPrEx>
-          <w:tblCellMar>
-            <w:top w:w="0" w:type="dxa"/>
-            <w:bottom w:w="0" w:type="dxa"/>
-          </w:tblCellMar>
-        </w:tblPrEx>
         <w:tc>
           <w:tcPr>
             <w:tcW w:w="2600" w:type="dxa"/>
@@ -7678,6 +7562,28 @@
             </w:r>
             <w:r>
               <w:t>.</w:t>
+            </w:r>
+          </w:p>
+        </w:tc>
+      </w:tr>
+      <w:tr>
+        <w:tc>
+          <w:tcPr>
+            <w:tcW w:type="dxa" w:w="2600"/>
+          </w:tcPr>
+          <w:p>
+            <w:r>
+              <w:t>공지 팝업 자동 닫기</w:t>
+            </w:r>
+          </w:p>
+        </w:tc>
+        <w:tc>
+          <w:tcPr>
+            <w:tcW w:type="dxa" w:w="6800"/>
+          </w:tcPr>
+          <w:p>
+            <w:r>
+              <w:t>나이스·K-에듀파인 등에서 뜨는 공지·안내 팝업을 자동으로 감지해 닫아줍니다(기본 켜짐). 일부 화면(예: 게시판 첨부파일 다운로드 창)에서 이 기능이 오작동해 다운로드가 안 되는 것으로 의심되면 꺼서 확인해 보세요 - 끄면 팝업이 떠도 직접 닫아야 합니다.</w:t>
             </w:r>
           </w:p>
         </w:tc>
@@ -7801,12 +7707,6 @@
         <w:gridCol w:w="6800"/>
       </w:tblGrid>
       <w:tr>
-        <w:tblPrEx>
-          <w:tblCellMar>
-            <w:top w:w="0" w:type="dxa"/>
-            <w:bottom w:w="0" w:type="dxa"/>
-          </w:tblCellMar>
-        </w:tblPrEx>
         <w:tc>
           <w:tcPr>
             <w:tcW w:w="2600" w:type="dxa"/>
@@ -7853,12 +7753,6 @@
         </w:tc>
       </w:tr>
       <w:tr>
-        <w:tblPrEx>
-          <w:tblCellMar>
-            <w:top w:w="0" w:type="dxa"/>
-            <w:bottom w:w="0" w:type="dxa"/>
-          </w:tblCellMar>
-        </w:tblPrEx>
         <w:tc>
           <w:tcPr>
             <w:tcW w:w="2600" w:type="dxa"/>
@@ -7959,12 +7853,6 @@
         </w:tc>
       </w:tr>
       <w:tr>
-        <w:tblPrEx>
-          <w:tblCellMar>
-            <w:top w:w="0" w:type="dxa"/>
-            <w:bottom w:w="0" w:type="dxa"/>
-          </w:tblCellMar>
-        </w:tblPrEx>
         <w:tc>
           <w:tcPr>
             <w:tcW w:w="2600" w:type="dxa"/>
@@ -8107,12 +7995,6 @@
         </w:tc>
       </w:tr>
       <w:tr>
-        <w:tblPrEx>
-          <w:tblCellMar>
-            <w:top w:w="0" w:type="dxa"/>
-            <w:bottom w:w="0" w:type="dxa"/>
-          </w:tblCellMar>
-        </w:tblPrEx>
         <w:tc>
           <w:tcPr>
             <w:tcW w:w="2600" w:type="dxa"/>
@@ -8293,12 +8175,6 @@
         </w:tc>
       </w:tr>
       <w:tr>
-        <w:tblPrEx>
-          <w:tblCellMar>
-            <w:top w:w="0" w:type="dxa"/>
-            <w:bottom w:w="0" w:type="dxa"/>
-          </w:tblCellMar>
-        </w:tblPrEx>
         <w:tc>
           <w:tcPr>
             <w:tcW w:w="2600" w:type="dxa"/>
@@ -8453,12 +8329,6 @@
         </w:tc>
       </w:tr>
       <w:tr>
-        <w:tblPrEx>
-          <w:tblCellMar>
-            <w:top w:w="0" w:type="dxa"/>
-            <w:bottom w:w="0" w:type="dxa"/>
-          </w:tblCellMar>
-        </w:tblPrEx>
         <w:tc>
           <w:tcPr>
             <w:tcW w:w="2600" w:type="dxa"/>
@@ -9244,6 +9114,20 @@
       </w:r>
       <w:r>
         <w:t>.</w:t>
+      </w:r>
+    </w:p>
+    <w:p>
+      <w:pPr>
+        <w:pStyle w:val="2"/>
+      </w:pPr>
+      <w:r>
+        <w:t>첨부파일 다운로드가 안 돼요</w:t>
+      </w:r>
+    </w:p>
+    <w:p>
+      <w:pPr/>
+      <w:r>
+        <w:t>설정에서 "공지 팝업 자동 닫기"가 켜져 있으면, 일부 화면(게시판 첨부파일 다운로드 등)이 공지 팝업으로 잘못 인식되어 자동으로 닫히면서 다운로드가 시작되지 않을 수 있습니다. 설정 화면에서 이 옵션을 꺼본 뒤 다시 시도해 주세요.</w:t>
       </w:r>
     </w:p>
     <w:p>
